--- a/Unterricht/src/T00_Handouts/MiroLinks.docx
+++ b/Unterricht/src/T00_Handouts/MiroLinks.docx
@@ -6,6 +6,37 @@
       <w:r>
         <w:t>Miro Links</w:t>
       </w:r>
+    </w:p>
+    <w:p/>
+    <w:p>
+      <w:r>
+        <w:t xml:space="preserve">Semihs Board: </w:t>
+      </w:r>
+    </w:p>
+    <w:p>
+      <w:hyperlink r:id="rId4" w:history="1">
+        <w:r>
+          <w:rPr>
+            <w:rStyle w:val="Hyperlink"/>
+          </w:rPr>
+          <w:t>https://miro.com/app/board/uX</w:t>
+        </w:r>
+        <w:r>
+          <w:rPr>
+            <w:rStyle w:val="Hyperlink"/>
+          </w:rPr>
+          <w:t>j</w:t>
+        </w:r>
+        <w:r>
+          <w:rPr>
+            <w:rStyle w:val="Hyperlink"/>
+          </w:rPr>
+          <w:t>VJS_-ZsM=/</w:t>
+        </w:r>
+      </w:hyperlink>
+      <w:r>
+        <w:t xml:space="preserve"> </w:t>
+      </w:r>
       <w:r>
         <w:br/>
       </w:r>
@@ -46,7 +77,7 @@
       <w:r>
         <w:br/>
       </w:r>
-      <w:hyperlink r:id="rId4" w:history="1">
+      <w:hyperlink r:id="rId5" w:history="1">
         <w:r>
           <w:rPr>
             <w:rStyle w:val="Hyperlink"/>
@@ -58,6 +89,9 @@
         <w:t xml:space="preserve"> </w:t>
       </w:r>
     </w:p>
+    <w:p/>
+    <w:p/>
+    <w:p/>
     <w:sectPr>
       <w:pgSz w:w="11906" w:h="16838"/>
       <w:pgMar w:top="1417" w:right="1417" w:bottom="1134" w:left="1417" w:header="708" w:footer="708" w:gutter="0"/>
@@ -1008,6 +1042,18 @@
       <w:shd w:val="clear" w:color="auto" w:fill="E1DFDD"/>
     </w:rPr>
   </w:style>
+  <w:style w:type="character" w:styleId="BesuchterLink">
+    <w:name w:val="FollowedHyperlink"/>
+    <w:basedOn w:val="Absatz-Standardschriftart"/>
+    <w:uiPriority w:val="99"/>
+    <w:semiHidden/>
+    <w:unhideWhenUsed/>
+    <w:rsid w:val="0047792F"/>
+    <w:rPr>
+      <w:color w:val="96607D" w:themeColor="followedHyperlink"/>
+      <w:u w:val="single"/>
+    </w:rPr>
+  </w:style>
 </w:styles>
 </file>
 
